--- a/assets/letterheads/Story3-Letterhead-5.docx
+++ b/assets/letterheads/Story3-Letterhead-5.docx
@@ -144,8 +144,12 @@
       </w:r>
     </w:p>
     <w:sectPr>
-      <w:headerReference w:type="default" r:id="rId7"/>
-      <w:footerReference w:type="default" r:id="rId8"/>
+      <w:headerReference w:type="even" r:id="rId7"/>
+      <w:headerReference w:type="default" r:id="rId8"/>
+      <w:footerReference w:type="even" r:id="rId9"/>
+      <w:footerReference w:type="default" r:id="rId10"/>
+      <w:headerReference w:type="first" r:id="rId11"/>
+      <w:footerReference w:type="first" r:id="rId12"/>
       <w:pgSz w:w="12240" w:h="15840"/>
       <w:pgMar w:top="1440" w:right="1440" w:bottom="1440" w:left="0" w:header="1440" w:footer="720" w:gutter="0"/>
       <w:pgNumType w:start="1"/>
@@ -184,6 +188,16 @@
 <w:ftr xmlns:wpc="http://schemas.microsoft.com/office/word/2010/wordprocessingCanvas" xmlns:cx="http://schemas.microsoft.com/office/drawing/2014/chartex" xmlns:cx1="http://schemas.microsoft.com/office/drawing/2015/9/8/chartex" xmlns:cx2="http://schemas.microsoft.com/office/drawing/2015/10/21/chartex" xmlns:cx3="http://schemas.microsoft.com/office/drawing/2016/5/9/chartex" xmlns:cx4="http://schemas.microsoft.com/office/drawing/2016/5/10/chartex" xmlns:cx5="http://schemas.microsoft.com/office/drawing/2016/5/11/chartex" xmlns:cx6="http://schemas.microsoft.com/office/drawing/2016/5/12/chartex" xmlns:cx7="http://schemas.microsoft.com/office/drawing/2016/5/13/chartex" xmlns:cx8="http://schemas.microsoft.com/office/drawing/2016/5/14/chartex" xmlns:mc="http://schemas.openxmlformats.org/markup-compatibility/2006" xmlns:aink="http://schemas.microsoft.com/office/drawing/2016/ink" xmlns:am3d="http://schemas.microsoft.com/office/drawing/2017/model3d" xmlns:o="urn:schemas-microsoft-com:office:office" xmlns:oel="http://schemas.microsoft.com/office/2019/extlst" xmlns:r="http://schemas.openxmlformats.org/officeDocument/2006/relationships" xmlns:m="http://schemas.openxmlformats.org/officeDocument/2006/math" xmlns:v="urn:schemas-microsoft-com:vml" xmlns:wp14="http://schemas.microsoft.com/office/word/2010/wordprocessingDrawing" xmlns:wp="http://schemas.openxmlformats.org/drawingml/2006/wordprocessingDrawing" xmlns:w10="urn:schemas-microsoft-com:office:word" xmlns:w="http://schemas.openxmlformats.org/wordprocessingml/2006/main" xmlns:w14="http://schemas.microsoft.com/office/word/2010/wordml" xmlns:w15="http://schemas.microsoft.com/office/word/2012/wordml" xmlns:w16cex="http://schemas.microsoft.com/office/word/2018/wordml/cex" xmlns:w16cid="http://schemas.microsoft.com/office/word/2016/wordml/cid" xmlns:w16="http://schemas.microsoft.com/office/word/2018/wordml" xmlns:w16du="http://schemas.microsoft.com/office/word/2023/wordml/word16du" xmlns:w16sdtdh="http://schemas.microsoft.com/office/word/2020/wordml/sdtdatahash" xmlns:w16sdtfl="http://schemas.microsoft.com/office/word/2024/wordml/sdtformatlock" xmlns:w16se="http://schemas.microsoft.com/office/word/2015/wordml/symex" xmlns:wpg="http://schemas.microsoft.com/office/word/2010/wordprocessingGroup" xmlns:wpi="http://schemas.microsoft.com/office/word/2010/wordprocessingInk" xmlns:wne="http://schemas.microsoft.com/office/word/2006/wordml" xmlns:wps="http://schemas.microsoft.com/office/word/2010/wordprocessingShape" mc:Ignorable="w14 w15 w16se w16cid w16 w16cex w16sdtdh w16sdtfl w16du wp14">
   <w:p>
     <w:pPr>
+      <w:pStyle w:val="Footer"/>
+    </w:pPr>
+  </w:p>
+</w:ftr>
+</file>
+
+<file path=word/footer2.xml><?xml version="1.0" encoding="utf-8"?>
+<w:ftr xmlns:wpc="http://schemas.microsoft.com/office/word/2010/wordprocessingCanvas" xmlns:cx="http://schemas.microsoft.com/office/drawing/2014/chartex" xmlns:cx1="http://schemas.microsoft.com/office/drawing/2015/9/8/chartex" xmlns:cx2="http://schemas.microsoft.com/office/drawing/2015/10/21/chartex" xmlns:cx3="http://schemas.microsoft.com/office/drawing/2016/5/9/chartex" xmlns:cx4="http://schemas.microsoft.com/office/drawing/2016/5/10/chartex" xmlns:cx5="http://schemas.microsoft.com/office/drawing/2016/5/11/chartex" xmlns:cx6="http://schemas.microsoft.com/office/drawing/2016/5/12/chartex" xmlns:cx7="http://schemas.microsoft.com/office/drawing/2016/5/13/chartex" xmlns:cx8="http://schemas.microsoft.com/office/drawing/2016/5/14/chartex" xmlns:mc="http://schemas.openxmlformats.org/markup-compatibility/2006" xmlns:aink="http://schemas.microsoft.com/office/drawing/2016/ink" xmlns:am3d="http://schemas.microsoft.com/office/drawing/2017/model3d" xmlns:o="urn:schemas-microsoft-com:office:office" xmlns:oel="http://schemas.microsoft.com/office/2019/extlst" xmlns:r="http://schemas.openxmlformats.org/officeDocument/2006/relationships" xmlns:m="http://schemas.openxmlformats.org/officeDocument/2006/math" xmlns:v="urn:schemas-microsoft-com:vml" xmlns:wp14="http://schemas.microsoft.com/office/word/2010/wordprocessingDrawing" xmlns:wp="http://schemas.openxmlformats.org/drawingml/2006/wordprocessingDrawing" xmlns:w10="urn:schemas-microsoft-com:office:word" xmlns:w="http://schemas.openxmlformats.org/wordprocessingml/2006/main" xmlns:w14="http://schemas.microsoft.com/office/word/2010/wordml" xmlns:w15="http://schemas.microsoft.com/office/word/2012/wordml" xmlns:w16cex="http://schemas.microsoft.com/office/word/2018/wordml/cex" xmlns:w16cid="http://schemas.microsoft.com/office/word/2016/wordml/cid" xmlns:w16="http://schemas.microsoft.com/office/word/2018/wordml" xmlns:w16du="http://schemas.microsoft.com/office/word/2023/wordml/word16du" xmlns:w16sdtdh="http://schemas.microsoft.com/office/word/2020/wordml/sdtdatahash" xmlns:w16sdtfl="http://schemas.microsoft.com/office/word/2024/wordml/sdtformatlock" xmlns:w16se="http://schemas.microsoft.com/office/word/2015/wordml/symex" xmlns:wpg="http://schemas.microsoft.com/office/word/2010/wordprocessingGroup" xmlns:wpi="http://schemas.microsoft.com/office/word/2010/wordprocessingInk" xmlns:wne="http://schemas.microsoft.com/office/word/2006/wordml" xmlns:wps="http://schemas.microsoft.com/office/word/2010/wordprocessingShape" mc:Ignorable="w14 w15 w16se w16cid w16 w16cex w16sdtdh w16sdtfl w16du wp14">
+  <w:p>
+    <w:pPr>
       <w:ind w:right="-810"/>
       <w:jc w:val="right"/>
       <w:rPr>
@@ -277,6 +291,16 @@
       </w:rPr>
       <w:t>Mailing Address Los Angeles, CA 12345                      (213) 123-4567                    name@story3capital.com</w:t>
     </w:r>
+  </w:p>
+</w:ftr>
+</file>
+
+<file path=word/footer3.xml><?xml version="1.0" encoding="utf-8"?>
+<w:ftr xmlns:wpc="http://schemas.microsoft.com/office/word/2010/wordprocessingCanvas" xmlns:cx="http://schemas.microsoft.com/office/drawing/2014/chartex" xmlns:cx1="http://schemas.microsoft.com/office/drawing/2015/9/8/chartex" xmlns:cx2="http://schemas.microsoft.com/office/drawing/2015/10/21/chartex" xmlns:cx3="http://schemas.microsoft.com/office/drawing/2016/5/9/chartex" xmlns:cx4="http://schemas.microsoft.com/office/drawing/2016/5/10/chartex" xmlns:cx5="http://schemas.microsoft.com/office/drawing/2016/5/11/chartex" xmlns:cx6="http://schemas.microsoft.com/office/drawing/2016/5/12/chartex" xmlns:cx7="http://schemas.microsoft.com/office/drawing/2016/5/13/chartex" xmlns:cx8="http://schemas.microsoft.com/office/drawing/2016/5/14/chartex" xmlns:mc="http://schemas.openxmlformats.org/markup-compatibility/2006" xmlns:aink="http://schemas.microsoft.com/office/drawing/2016/ink" xmlns:am3d="http://schemas.microsoft.com/office/drawing/2017/model3d" xmlns:o="urn:schemas-microsoft-com:office:office" xmlns:oel="http://schemas.microsoft.com/office/2019/extlst" xmlns:r="http://schemas.openxmlformats.org/officeDocument/2006/relationships" xmlns:m="http://schemas.openxmlformats.org/officeDocument/2006/math" xmlns:v="urn:schemas-microsoft-com:vml" xmlns:wp14="http://schemas.microsoft.com/office/word/2010/wordprocessingDrawing" xmlns:wp="http://schemas.openxmlformats.org/drawingml/2006/wordprocessingDrawing" xmlns:w10="urn:schemas-microsoft-com:office:word" xmlns:w="http://schemas.openxmlformats.org/wordprocessingml/2006/main" xmlns:w14="http://schemas.microsoft.com/office/word/2010/wordml" xmlns:w15="http://schemas.microsoft.com/office/word/2012/wordml" xmlns:w16cex="http://schemas.microsoft.com/office/word/2018/wordml/cex" xmlns:w16cid="http://schemas.microsoft.com/office/word/2016/wordml/cid" xmlns:w16="http://schemas.microsoft.com/office/word/2018/wordml" xmlns:w16du="http://schemas.microsoft.com/office/word/2023/wordml/word16du" xmlns:w16sdtdh="http://schemas.microsoft.com/office/word/2020/wordml/sdtdatahash" xmlns:w16sdtfl="http://schemas.microsoft.com/office/word/2024/wordml/sdtformatlock" xmlns:w16se="http://schemas.microsoft.com/office/word/2015/wordml/symex" xmlns:wpg="http://schemas.microsoft.com/office/word/2010/wordprocessingGroup" xmlns:wpi="http://schemas.microsoft.com/office/word/2010/wordprocessingInk" xmlns:wne="http://schemas.microsoft.com/office/word/2006/wordml" xmlns:wps="http://schemas.microsoft.com/office/word/2010/wordprocessingShape" mc:Ignorable="w14 w15 w16se w16cid w16 w16cex w16sdtdh w16sdtfl w16du wp14">
+  <w:p>
+    <w:pPr>
+      <w:pStyle w:val="Footer"/>
+    </w:pPr>
   </w:p>
 </w:ftr>
 </file>
@@ -310,6 +334,16 @@
 <w:hdr xmlns:wpc="http://schemas.microsoft.com/office/word/2010/wordprocessingCanvas" xmlns:cx="http://schemas.microsoft.com/office/drawing/2014/chartex" xmlns:cx1="http://schemas.microsoft.com/office/drawing/2015/9/8/chartex" xmlns:cx2="http://schemas.microsoft.com/office/drawing/2015/10/21/chartex" xmlns:cx3="http://schemas.microsoft.com/office/drawing/2016/5/9/chartex" xmlns:cx4="http://schemas.microsoft.com/office/drawing/2016/5/10/chartex" xmlns:cx5="http://schemas.microsoft.com/office/drawing/2016/5/11/chartex" xmlns:cx6="http://schemas.microsoft.com/office/drawing/2016/5/12/chartex" xmlns:cx7="http://schemas.microsoft.com/office/drawing/2016/5/13/chartex" xmlns:cx8="http://schemas.microsoft.com/office/drawing/2016/5/14/chartex" xmlns:mc="http://schemas.openxmlformats.org/markup-compatibility/2006" xmlns:aink="http://schemas.microsoft.com/office/drawing/2016/ink" xmlns:am3d="http://schemas.microsoft.com/office/drawing/2017/model3d" xmlns:o="urn:schemas-microsoft-com:office:office" xmlns:oel="http://schemas.microsoft.com/office/2019/extlst" xmlns:r="http://schemas.openxmlformats.org/officeDocument/2006/relationships" xmlns:m="http://schemas.openxmlformats.org/officeDocument/2006/math" xmlns:v="urn:schemas-microsoft-com:vml" xmlns:wp14="http://schemas.microsoft.com/office/word/2010/wordprocessingDrawing" xmlns:wp="http://schemas.openxmlformats.org/drawingml/2006/wordprocessingDrawing" xmlns:w10="urn:schemas-microsoft-com:office:word" xmlns:w="http://schemas.openxmlformats.org/wordprocessingml/2006/main" xmlns:w14="http://schemas.microsoft.com/office/word/2010/wordml" xmlns:w15="http://schemas.microsoft.com/office/word/2012/wordml" xmlns:w16cex="http://schemas.microsoft.com/office/word/2018/wordml/cex" xmlns:w16cid="http://schemas.microsoft.com/office/word/2016/wordml/cid" xmlns:w16="http://schemas.microsoft.com/office/word/2018/wordml" xmlns:w16du="http://schemas.microsoft.com/office/word/2023/wordml/word16du" xmlns:w16sdtdh="http://schemas.microsoft.com/office/word/2020/wordml/sdtdatahash" xmlns:w16sdtfl="http://schemas.microsoft.com/office/word/2024/wordml/sdtformatlock" xmlns:w16se="http://schemas.microsoft.com/office/word/2015/wordml/symex" xmlns:wpg="http://schemas.microsoft.com/office/word/2010/wordprocessingGroup" xmlns:wpi="http://schemas.microsoft.com/office/word/2010/wordprocessingInk" xmlns:wne="http://schemas.microsoft.com/office/word/2006/wordml" xmlns:wps="http://schemas.microsoft.com/office/word/2010/wordprocessingShape" mc:Ignorable="w14 w15 w16se w16cid w16 w16cex w16sdtdh w16sdtfl w16du wp14">
   <w:p>
     <w:pPr>
+      <w:pStyle w:val="Header"/>
+    </w:pPr>
+  </w:p>
+</w:hdr>
+</file>
+
+<file path=word/header2.xml><?xml version="1.0" encoding="utf-8"?>
+<w:hdr xmlns:wpc="http://schemas.microsoft.com/office/word/2010/wordprocessingCanvas" xmlns:cx="http://schemas.microsoft.com/office/drawing/2014/chartex" xmlns:cx1="http://schemas.microsoft.com/office/drawing/2015/9/8/chartex" xmlns:cx2="http://schemas.microsoft.com/office/drawing/2015/10/21/chartex" xmlns:cx3="http://schemas.microsoft.com/office/drawing/2016/5/9/chartex" xmlns:cx4="http://schemas.microsoft.com/office/drawing/2016/5/10/chartex" xmlns:cx5="http://schemas.microsoft.com/office/drawing/2016/5/11/chartex" xmlns:cx6="http://schemas.microsoft.com/office/drawing/2016/5/12/chartex" xmlns:cx7="http://schemas.microsoft.com/office/drawing/2016/5/13/chartex" xmlns:cx8="http://schemas.microsoft.com/office/drawing/2016/5/14/chartex" xmlns:mc="http://schemas.openxmlformats.org/markup-compatibility/2006" xmlns:aink="http://schemas.microsoft.com/office/drawing/2016/ink" xmlns:am3d="http://schemas.microsoft.com/office/drawing/2017/model3d" xmlns:o="urn:schemas-microsoft-com:office:office" xmlns:oel="http://schemas.microsoft.com/office/2019/extlst" xmlns:r="http://schemas.openxmlformats.org/officeDocument/2006/relationships" xmlns:m="http://schemas.openxmlformats.org/officeDocument/2006/math" xmlns:v="urn:schemas-microsoft-com:vml" xmlns:wp14="http://schemas.microsoft.com/office/word/2010/wordprocessingDrawing" xmlns:wp="http://schemas.openxmlformats.org/drawingml/2006/wordprocessingDrawing" xmlns:w10="urn:schemas-microsoft-com:office:word" xmlns:w="http://schemas.openxmlformats.org/wordprocessingml/2006/main" xmlns:w14="http://schemas.microsoft.com/office/word/2010/wordml" xmlns:w15="http://schemas.microsoft.com/office/word/2012/wordml" xmlns:w16cex="http://schemas.microsoft.com/office/word/2018/wordml/cex" xmlns:w16cid="http://schemas.microsoft.com/office/word/2016/wordml/cid" xmlns:w16="http://schemas.microsoft.com/office/word/2018/wordml" xmlns:w16du="http://schemas.microsoft.com/office/word/2023/wordml/word16du" xmlns:w16sdtdh="http://schemas.microsoft.com/office/word/2020/wordml/sdtdatahash" xmlns:w16sdtfl="http://schemas.microsoft.com/office/word/2024/wordml/sdtformatlock" xmlns:w16se="http://schemas.microsoft.com/office/word/2015/wordml/symex" xmlns:wpg="http://schemas.microsoft.com/office/word/2010/wordprocessingGroup" xmlns:wpi="http://schemas.microsoft.com/office/word/2010/wordprocessingInk" xmlns:wne="http://schemas.microsoft.com/office/word/2006/wordml" xmlns:wps="http://schemas.microsoft.com/office/word/2010/wordprocessingShape" mc:Ignorable="w14 w15 w16se w16cid w16 w16cex w16sdtdh w16sdtfl w16du wp14">
+  <w:p>
+    <w:pPr>
       <w:ind w:left="720"/>
       <w:rPr>
         <w:rFonts w:ascii="Newsreader Light" w:eastAsia="Newsreader Light" w:hAnsi="Newsreader Light" w:cs="Newsreader Light"/>
@@ -321,11 +355,68 @@
     <w:r>
       <w:rPr>
         <w:rFonts w:ascii="Newsreader Light" w:eastAsia="Newsreader Light" w:hAnsi="Newsreader Light" w:cs="Newsreader Light"/>
+        <w:noProof/>
         <w:color w:val="031527"/>
         <w:sz w:val="16"/>
         <w:szCs w:val="16"/>
       </w:rPr>
-      <w:pict w14:anchorId="20AE6169">
+      <w:drawing>
+        <wp:anchor distT="114300" distB="114300" distL="114300" distR="114300" simplePos="0" relativeHeight="251657216" behindDoc="1" locked="0" layoutInCell="1" hidden="0" allowOverlap="1" wp14:anchorId="74ACDCAE" wp14:editId="621A95DC">
+          <wp:simplePos x="0" y="0"/>
+          <wp:positionH relativeFrom="margin">
+            <wp:posOffset>3014980</wp:posOffset>
+          </wp:positionH>
+          <wp:positionV relativeFrom="margin">
+            <wp:posOffset>-866140</wp:posOffset>
+          </wp:positionV>
+          <wp:extent cx="1683385" cy="459740"/>
+          <wp:effectExtent l="0" t="0" r="5715" b="0"/>
+          <wp:wrapNone/>
+          <wp:docPr id="1" name="image2.png"/>
+          <wp:cNvGraphicFramePr/>
+          <a:graphic xmlns:a="http://schemas.openxmlformats.org/drawingml/2006/main">
+            <a:graphicData uri="http://schemas.openxmlformats.org/drawingml/2006/picture">
+              <pic:pic xmlns:pic="http://schemas.openxmlformats.org/drawingml/2006/picture">
+                <pic:nvPicPr>
+                  <pic:cNvPr id="1" name="image2.png"/>
+                  <pic:cNvPicPr preferRelativeResize="0"/>
+                </pic:nvPicPr>
+                <pic:blipFill rotWithShape="1">
+                  <a:blip r:embed="rId1">
+                    <a:extLst>
+                      <a:ext uri="{96DAC541-7B7A-43D3-8B79-37D633B846F1}">
+                        <asvg:svgBlip xmlns:asvg="http://schemas.microsoft.com/office/drawing/2016/SVG/main" r:embed="rId2"/>
+                      </a:ext>
+                    </a:extLst>
+                  </a:blip>
+                  <a:srcRect t="-2915" b="-2913"/>
+                  <a:stretch>
+                    <a:fillRect/>
+                  </a:stretch>
+                </pic:blipFill>
+                <pic:spPr>
+                  <a:xfrm>
+                    <a:off x="0" y="0"/>
+                    <a:ext cx="1683385" cy="459740"/>
+                  </a:xfrm>
+                  <a:prstGeom prst="rect">
+                    <a:avLst/>
+                  </a:prstGeom>
+                </pic:spPr>
+              </pic:pic>
+            </a:graphicData>
+          </a:graphic>
+        </wp:anchor>
+      </w:drawing>
+    </w:r>
+    <w:r>
+      <w:rPr>
+        <w:rFonts w:ascii="Newsreader Light" w:eastAsia="Newsreader Light" w:hAnsi="Newsreader Light" w:cs="Newsreader Light"/>
+        <w:color w:val="031527"/>
+        <w:sz w:val="16"/>
+        <w:szCs w:val="16"/>
+      </w:rPr>
+      <w:pict w14:anchorId="37827B2D">
         <v:shapetype id="_x0000_t75" coordsize="21600,21600" o:spt="75" o:preferrelative="t" path="m@4@5l@4@11@9@11@9@5xe" filled="f" stroked="f">
           <v:stroke joinstyle="miter"/>
           <v:formulas>
@@ -346,7 +437,7 @@
           <o:lock v:ext="edit" aspectratio="t"/>
         </v:shapetype>
         <v:shape id="_x0000_s1026" type="#_x0000_t75" alt="" style="position:absolute;left:0;text-align:left;margin-left:-3.6pt;margin-top:-215.95pt;width:84.2pt;height:910.8pt;z-index:-251656192;mso-wrap-edited:f;mso-width-percent:0;mso-height-percent:0;mso-position-horizontal:absolute;mso-position-horizontal-relative:margin;mso-position-vertical:absolute;mso-position-vertical-relative:margin;mso-width-percent:0;mso-height-percent:0">
-          <v:imagedata r:id="rId1" o:title="image3"/>
+          <v:imagedata r:id="rId3" o:title="image3"/>
           <w10:wrap anchorx="margin" anchory="margin"/>
         </v:shape>
       </w:pict>
@@ -354,65 +445,13 @@
     <w:r>
       <w:rPr>
         <w:rFonts w:ascii="Newsreader Light" w:eastAsia="Newsreader Light" w:hAnsi="Newsreader Light" w:cs="Newsreader Light"/>
-        <w:noProof/>
         <w:color w:val="031527"/>
         <w:sz w:val="16"/>
         <w:szCs w:val="16"/>
       </w:rPr>
-      <w:drawing>
-        <wp:anchor distT="114300" distB="114300" distL="114300" distR="114300" simplePos="0" relativeHeight="251657216" behindDoc="1" locked="0" layoutInCell="1" hidden="0" allowOverlap="1" wp14:anchorId="74ACDCAE" wp14:editId="3DB00092">
-          <wp:simplePos x="0" y="0"/>
-          <wp:positionH relativeFrom="margin">
-            <wp:posOffset>3017520</wp:posOffset>
-          </wp:positionH>
-          <wp:positionV relativeFrom="margin">
-            <wp:posOffset>-866572</wp:posOffset>
-          </wp:positionV>
-          <wp:extent cx="1683385" cy="459740"/>
-          <wp:effectExtent l="0" t="0" r="5715" b="0"/>
-          <wp:wrapNone/>
-          <wp:docPr id="1" name="image2.png"/>
-          <wp:cNvGraphicFramePr/>
-          <a:graphic xmlns:a="http://schemas.openxmlformats.org/drawingml/2006/main">
-            <a:graphicData uri="http://schemas.openxmlformats.org/drawingml/2006/picture">
-              <pic:pic xmlns:pic="http://schemas.openxmlformats.org/drawingml/2006/picture">
-                <pic:nvPicPr>
-                  <pic:cNvPr id="0" name="image2.png"/>
-                  <pic:cNvPicPr preferRelativeResize="0"/>
-                </pic:nvPicPr>
-                <pic:blipFill>
-                  <a:blip r:embed="rId2"/>
-                  <a:srcRect l="-1415" t="-5488" r="-1415" b="-5488"/>
-                  <a:stretch>
-                    <a:fillRect/>
-                  </a:stretch>
-                </pic:blipFill>
-                <pic:spPr>
-                  <a:xfrm>
-                    <a:off x="0" y="0"/>
-                    <a:ext cx="1683385" cy="459740"/>
-                  </a:xfrm>
-                  <a:prstGeom prst="rect">
-                    <a:avLst/>
-                  </a:prstGeom>
-                  <a:ln/>
-                </pic:spPr>
-              </pic:pic>
-            </a:graphicData>
-          </a:graphic>
-        </wp:anchor>
-      </w:drawing>
-    </w:r>
-    <w:r>
-      <w:rPr>
-        <w:rFonts w:ascii="Newsreader Light" w:eastAsia="Newsreader Light" w:hAnsi="Newsreader Light" w:cs="Newsreader Light"/>
-        <w:color w:val="031527"/>
-        <w:sz w:val="16"/>
-        <w:szCs w:val="16"/>
-      </w:rPr>
-      <w:pict w14:anchorId="06093259">
+      <w:pict w14:anchorId="0EA486BC">
         <v:shape id="WordPictureWatermark1" o:spid="_x0000_s1025" type="#_x0000_t75" alt="" style="position:absolute;left:0;text-align:left;margin-left:-3.6pt;margin-top:-216.1pt;width:84.2pt;height:910.8pt;z-index:-251658240;mso-wrap-edited:f;mso-width-percent:0;mso-height-percent:0;mso-position-horizontal:absolute;mso-position-horizontal-relative:margin;mso-position-vertical:absolute;mso-position-vertical-relative:margin;mso-width-percent:0;mso-height-percent:0">
-          <v:imagedata r:id="rId1" o:title="image3"/>
+          <v:imagedata r:id="rId3" o:title="image3"/>
           <w10:wrap anchorx="margin" anchory="margin"/>
         </v:shape>
       </w:pict>
@@ -438,6 +477,16 @@
         <w:sz w:val="16"/>
         <w:szCs w:val="16"/>
       </w:rPr>
+    </w:pPr>
+  </w:p>
+</w:hdr>
+</file>
+
+<file path=word/header3.xml><?xml version="1.0" encoding="utf-8"?>
+<w:hdr xmlns:wpc="http://schemas.microsoft.com/office/word/2010/wordprocessingCanvas" xmlns:cx="http://schemas.microsoft.com/office/drawing/2014/chartex" xmlns:cx1="http://schemas.microsoft.com/office/drawing/2015/9/8/chartex" xmlns:cx2="http://schemas.microsoft.com/office/drawing/2015/10/21/chartex" xmlns:cx3="http://schemas.microsoft.com/office/drawing/2016/5/9/chartex" xmlns:cx4="http://schemas.microsoft.com/office/drawing/2016/5/10/chartex" xmlns:cx5="http://schemas.microsoft.com/office/drawing/2016/5/11/chartex" xmlns:cx6="http://schemas.microsoft.com/office/drawing/2016/5/12/chartex" xmlns:cx7="http://schemas.microsoft.com/office/drawing/2016/5/13/chartex" xmlns:cx8="http://schemas.microsoft.com/office/drawing/2016/5/14/chartex" xmlns:mc="http://schemas.openxmlformats.org/markup-compatibility/2006" xmlns:aink="http://schemas.microsoft.com/office/drawing/2016/ink" xmlns:am3d="http://schemas.microsoft.com/office/drawing/2017/model3d" xmlns:o="urn:schemas-microsoft-com:office:office" xmlns:oel="http://schemas.microsoft.com/office/2019/extlst" xmlns:r="http://schemas.openxmlformats.org/officeDocument/2006/relationships" xmlns:m="http://schemas.openxmlformats.org/officeDocument/2006/math" xmlns:v="urn:schemas-microsoft-com:vml" xmlns:wp14="http://schemas.microsoft.com/office/word/2010/wordprocessingDrawing" xmlns:wp="http://schemas.openxmlformats.org/drawingml/2006/wordprocessingDrawing" xmlns:w10="urn:schemas-microsoft-com:office:word" xmlns:w="http://schemas.openxmlformats.org/wordprocessingml/2006/main" xmlns:w14="http://schemas.microsoft.com/office/word/2010/wordml" xmlns:w15="http://schemas.microsoft.com/office/word/2012/wordml" xmlns:w16cex="http://schemas.microsoft.com/office/word/2018/wordml/cex" xmlns:w16cid="http://schemas.microsoft.com/office/word/2016/wordml/cid" xmlns:w16="http://schemas.microsoft.com/office/word/2018/wordml" xmlns:w16du="http://schemas.microsoft.com/office/word/2023/wordml/word16du" xmlns:w16sdtdh="http://schemas.microsoft.com/office/word/2020/wordml/sdtdatahash" xmlns:w16sdtfl="http://schemas.microsoft.com/office/word/2024/wordml/sdtformatlock" xmlns:w16se="http://schemas.microsoft.com/office/word/2015/wordml/symex" xmlns:wpg="http://schemas.microsoft.com/office/word/2010/wordprocessingGroup" xmlns:wpi="http://schemas.microsoft.com/office/word/2010/wordprocessingInk" xmlns:wne="http://schemas.microsoft.com/office/word/2006/wordml" xmlns:wps="http://schemas.microsoft.com/office/word/2010/wordprocessingShape" mc:Ignorable="w14 w15 w16se w16cid w16 w16cex w16sdtdh w16sdtfl w16du wp14">
+  <w:p>
+    <w:pPr>
+      <w:pStyle w:val="Header"/>
     </w:pPr>
   </w:p>
 </w:hdr>
